--- a/DEVSmodelsForm.docx
+++ b/DEVSmodelsForm.docx
@@ -88,7 +88,13 @@
         <w:rPr>
           <w:szCs w:val="24"/>
         </w:rPr>
-        <w:t xml:space="preserve">Type [DEVS Model, Cell-DEVS Model, Tool]:   </w:t>
+        <w:t>Type [DEVS Model, Cell-DEVS Model, Tool]:</w:t>
+      </w:r>
+      <w:r>
+        <w:rPr>
+          <w:szCs w:val="24"/>
+        </w:rPr>
+        <w:t xml:space="preserve"> </w:t>
       </w:r>
       <w:r>
         <w:rPr>
@@ -269,7 +275,6 @@
       <w:r>
         <w:rPr>
           <w:szCs w:val="24"/>
-          <w:highlight w:val="yellow"/>
         </w:rPr>
         <w:t>URL:</w:t>
       </w:r>
@@ -277,8 +282,35 @@
         <w:rPr>
           <w:szCs w:val="24"/>
         </w:rPr>
-        <w:t xml:space="preserve">   </w:t>
-      </w:r>
+        <w:t xml:space="preserve"> </w:t>
+      </w:r>
+      <w:hyperlink r:id="rId6" w:history="1">
+        <w:proofErr w:type="spellStart"/>
+        <w:r>
+          <w:rPr>
+            <w:rStyle w:val="Hyperlink"/>
+            <w:szCs w:val="24"/>
+          </w:rPr>
+          <w:t>salamanoureldean</w:t>
+        </w:r>
+        <w:proofErr w:type="spellEnd"/>
+        <w:r>
+          <w:rPr>
+            <w:rStyle w:val="Hyperlink"/>
+            <w:szCs w:val="24"/>
+          </w:rPr>
+          <w:t>/</w:t>
+        </w:r>
+        <w:proofErr w:type="spellStart"/>
+        <w:r>
+          <w:rPr>
+            <w:rStyle w:val="Hyperlink"/>
+            <w:szCs w:val="24"/>
+          </w:rPr>
+          <w:t>CellDevsInformationImpact</w:t>
+        </w:r>
+        <w:proofErr w:type="spellEnd"/>
+      </w:hyperlink>
     </w:p>
     <w:p>
       <w:pPr>
@@ -380,93 +412,36 @@
       <w:r>
         <w:rPr>
           <w:szCs w:val="24"/>
-          <w:highlight w:val="yellow"/>
-        </w:rPr>
-        <w:t xml:space="preserve">URL:   </w:t>
-      </w:r>
-      <w:r>
-        <w:rPr>
-          <w:szCs w:val="24"/>
-          <w:highlight w:val="yellow"/>
-        </w:rPr>
-        <w:fldChar w:fldCharType="begin">
-          <w:ffData>
-            <w:name w:val="Text53"/>
-            <w:enabled/>
-            <w:calcOnExit w:val="0"/>
-            <w:textInput/>
-          </w:ffData>
-        </w:fldChar>
-      </w:r>
-      <w:bookmarkStart w:id="1" w:name="Text53"/>
-      <w:r>
-        <w:rPr>
-          <w:szCs w:val="24"/>
-          <w:highlight w:val="yellow"/>
-        </w:rPr>
-        <w:instrText xml:space="preserve"> FORMTEXT </w:instrText>
-      </w:r>
-      <w:r>
-        <w:rPr>
-          <w:szCs w:val="24"/>
-          <w:highlight w:val="yellow"/>
-        </w:rPr>
-      </w:r>
-      <w:r>
-        <w:rPr>
-          <w:szCs w:val="24"/>
-          <w:highlight w:val="yellow"/>
-        </w:rPr>
-        <w:fldChar w:fldCharType="separate"/>
-      </w:r>
-      <w:r>
-        <w:rPr>
-          <w:noProof/>
-          <w:szCs w:val="24"/>
-          <w:highlight w:val="yellow"/>
-        </w:rPr>
-        <w:t> </w:t>
-      </w:r>
-      <w:r>
-        <w:rPr>
-          <w:noProof/>
-          <w:szCs w:val="24"/>
-          <w:highlight w:val="yellow"/>
-        </w:rPr>
-        <w:t> </w:t>
-      </w:r>
-      <w:r>
-        <w:rPr>
-          <w:noProof/>
-          <w:szCs w:val="24"/>
-          <w:highlight w:val="yellow"/>
-        </w:rPr>
-        <w:t> </w:t>
-      </w:r>
-      <w:r>
-        <w:rPr>
-          <w:noProof/>
-          <w:szCs w:val="24"/>
-          <w:highlight w:val="yellow"/>
-        </w:rPr>
-        <w:t> </w:t>
-      </w:r>
-      <w:r>
-        <w:rPr>
-          <w:noProof/>
-          <w:szCs w:val="24"/>
-          <w:highlight w:val="yellow"/>
-        </w:rPr>
-        <w:t> </w:t>
-      </w:r>
-      <w:r>
-        <w:rPr>
-          <w:szCs w:val="24"/>
-          <w:highlight w:val="yellow"/>
-        </w:rPr>
-        <w:fldChar w:fldCharType="end"/>
-      </w:r>
-      <w:bookmarkEnd w:id="1"/>
+        </w:rPr>
+        <w:t xml:space="preserve">URL: </w:t>
+      </w:r>
+      <w:hyperlink r:id="rId7" w:history="1">
+        <w:proofErr w:type="spellStart"/>
+        <w:r>
+          <w:rPr>
+            <w:rStyle w:val="Hyperlink"/>
+            <w:szCs w:val="24"/>
+          </w:rPr>
+          <w:t>salamanoureldean</w:t>
+        </w:r>
+        <w:proofErr w:type="spellEnd"/>
+        <w:r>
+          <w:rPr>
+            <w:rStyle w:val="Hyperlink"/>
+            <w:szCs w:val="24"/>
+          </w:rPr>
+          <w:t>/</w:t>
+        </w:r>
+        <w:proofErr w:type="spellStart"/>
+        <w:r>
+          <w:rPr>
+            <w:rStyle w:val="Hyperlink"/>
+            <w:szCs w:val="24"/>
+          </w:rPr>
+          <w:t>CellDevsInformationImpact</w:t>
+        </w:r>
+        <w:proofErr w:type="spellEnd"/>
+      </w:hyperlink>
     </w:p>
     <w:p>
       <w:pPr>
@@ -479,27 +454,19 @@
         <w:rPr>
           <w:szCs w:val="24"/>
         </w:rPr>
-        <w:t>Description</w:t>
-      </w:r>
-      <w:proofErr w:type="gramStart"/>
-      <w:r>
-        <w:rPr>
-          <w:szCs w:val="24"/>
-        </w:rPr>
-        <w:t xml:space="preserve">:  </w:t>
-      </w:r>
-      <w:r>
-        <w:rPr>
-          <w:szCs w:val="24"/>
-        </w:rPr>
-        <w:t>Project</w:t>
-      </w:r>
-      <w:proofErr w:type="gramEnd"/>
-      <w:r>
-        <w:rPr>
-          <w:szCs w:val="24"/>
-        </w:rPr>
-        <w:t xml:space="preserve"> Report</w:t>
+        <w:t>Description:</w:t>
+      </w:r>
+      <w:r>
+        <w:rPr>
+          <w:szCs w:val="24"/>
+        </w:rPr>
+        <w:t xml:space="preserve"> </w:t>
+      </w:r>
+      <w:r>
+        <w:rPr>
+          <w:szCs w:val="24"/>
+        </w:rPr>
+        <w:t>Project Report</w:t>
       </w:r>
     </w:p>
     <w:p>
@@ -592,75 +559,8 @@
               <w:rPr>
                 <w:szCs w:val="24"/>
               </w:rPr>
-              <w:fldChar w:fldCharType="begin">
-                <w:ffData>
-                  <w:name w:val="Text1"/>
-                  <w:enabled/>
-                  <w:calcOnExit w:val="0"/>
-                  <w:textInput/>
-                </w:ffData>
-              </w:fldChar>
-            </w:r>
-            <w:bookmarkStart w:id="2" w:name="Text1"/>
-            <w:r>
-              <w:rPr>
-                <w:szCs w:val="24"/>
-              </w:rPr>
-              <w:instrText xml:space="preserve"> FORMTEXT </w:instrText>
-            </w:r>
-            <w:r>
-              <w:rPr>
-                <w:szCs w:val="24"/>
-              </w:rPr>
-            </w:r>
-            <w:r>
-              <w:rPr>
-                <w:szCs w:val="24"/>
-              </w:rPr>
-              <w:fldChar w:fldCharType="separate"/>
-            </w:r>
-            <w:r>
-              <w:rPr>
-                <w:noProof/>
-                <w:szCs w:val="24"/>
-              </w:rPr>
-              <w:t> </w:t>
-            </w:r>
-            <w:r>
-              <w:rPr>
-                <w:noProof/>
-                <w:szCs w:val="24"/>
-              </w:rPr>
-              <w:t> </w:t>
-            </w:r>
-            <w:r>
-              <w:rPr>
-                <w:noProof/>
-                <w:szCs w:val="24"/>
-              </w:rPr>
-              <w:t> </w:t>
-            </w:r>
-            <w:r>
-              <w:rPr>
-                <w:noProof/>
-                <w:szCs w:val="24"/>
-              </w:rPr>
-              <w:t> </w:t>
-            </w:r>
-            <w:r>
-              <w:rPr>
-                <w:noProof/>
-                <w:szCs w:val="24"/>
-              </w:rPr>
-              <w:t> </w:t>
-            </w:r>
-            <w:r>
-              <w:rPr>
-                <w:szCs w:val="24"/>
-              </w:rPr>
-              <w:fldChar w:fldCharType="end"/>
-            </w:r>
-            <w:bookmarkEnd w:id="2"/>
+              <w:t>Salama Noureldean</w:t>
+            </w:r>
           </w:p>
         </w:tc>
         <w:tc>
@@ -683,75 +583,8 @@
               <w:rPr>
                 <w:szCs w:val="24"/>
               </w:rPr>
-              <w:fldChar w:fldCharType="begin">
-                <w:ffData>
-                  <w:name w:val="Text12"/>
-                  <w:enabled/>
-                  <w:calcOnExit w:val="0"/>
-                  <w:textInput/>
-                </w:ffData>
-              </w:fldChar>
-            </w:r>
-            <w:bookmarkStart w:id="3" w:name="Text12"/>
-            <w:r>
-              <w:rPr>
-                <w:szCs w:val="24"/>
-              </w:rPr>
-              <w:instrText xml:space="preserve"> FORMTEXT </w:instrText>
-            </w:r>
-            <w:r>
-              <w:rPr>
-                <w:szCs w:val="24"/>
-              </w:rPr>
-            </w:r>
-            <w:r>
-              <w:rPr>
-                <w:szCs w:val="24"/>
-              </w:rPr>
-              <w:fldChar w:fldCharType="separate"/>
-            </w:r>
-            <w:r>
-              <w:rPr>
-                <w:noProof/>
-                <w:szCs w:val="24"/>
-              </w:rPr>
-              <w:t> </w:t>
-            </w:r>
-            <w:r>
-              <w:rPr>
-                <w:noProof/>
-                <w:szCs w:val="24"/>
-              </w:rPr>
-              <w:t> </w:t>
-            </w:r>
-            <w:r>
-              <w:rPr>
-                <w:noProof/>
-                <w:szCs w:val="24"/>
-              </w:rPr>
-              <w:t> </w:t>
-            </w:r>
-            <w:r>
-              <w:rPr>
-                <w:noProof/>
-                <w:szCs w:val="24"/>
-              </w:rPr>
-              <w:t> </w:t>
-            </w:r>
-            <w:r>
-              <w:rPr>
-                <w:noProof/>
-                <w:szCs w:val="24"/>
-              </w:rPr>
-              <w:t> </w:t>
-            </w:r>
-            <w:r>
-              <w:rPr>
-                <w:szCs w:val="24"/>
-              </w:rPr>
-              <w:fldChar w:fldCharType="end"/>
-            </w:r>
-            <w:bookmarkEnd w:id="3"/>
+              <w:t>CDII</w:t>
+            </w:r>
           </w:p>
         </w:tc>
       </w:tr>
@@ -782,75 +615,8 @@
               <w:rPr>
                 <w:szCs w:val="24"/>
               </w:rPr>
-              <w:fldChar w:fldCharType="begin">
-                <w:ffData>
-                  <w:name w:val="Text2"/>
-                  <w:enabled/>
-                  <w:calcOnExit w:val="0"/>
-                  <w:textInput/>
-                </w:ffData>
-              </w:fldChar>
-            </w:r>
-            <w:bookmarkStart w:id="4" w:name="Text2"/>
-            <w:r>
-              <w:rPr>
-                <w:szCs w:val="24"/>
-              </w:rPr>
-              <w:instrText xml:space="preserve"> FORMTEXT </w:instrText>
-            </w:r>
-            <w:r>
-              <w:rPr>
-                <w:szCs w:val="24"/>
-              </w:rPr>
-            </w:r>
-            <w:r>
-              <w:rPr>
-                <w:szCs w:val="24"/>
-              </w:rPr>
-              <w:fldChar w:fldCharType="separate"/>
-            </w:r>
-            <w:r>
-              <w:rPr>
-                <w:noProof/>
-                <w:szCs w:val="24"/>
-              </w:rPr>
-              <w:t> </w:t>
-            </w:r>
-            <w:r>
-              <w:rPr>
-                <w:noProof/>
-                <w:szCs w:val="24"/>
-              </w:rPr>
-              <w:t> </w:t>
-            </w:r>
-            <w:r>
-              <w:rPr>
-                <w:noProof/>
-                <w:szCs w:val="24"/>
-              </w:rPr>
-              <w:t> </w:t>
-            </w:r>
-            <w:r>
-              <w:rPr>
-                <w:noProof/>
-                <w:szCs w:val="24"/>
-              </w:rPr>
-              <w:t> </w:t>
-            </w:r>
-            <w:r>
-              <w:rPr>
-                <w:noProof/>
-                <w:szCs w:val="24"/>
-              </w:rPr>
-              <w:t> </w:t>
-            </w:r>
-            <w:r>
-              <w:rPr>
-                <w:szCs w:val="24"/>
-              </w:rPr>
-              <w:fldChar w:fldCharType="end"/>
-            </w:r>
-            <w:bookmarkEnd w:id="4"/>
+              <w:t>salamanoureldean@cmail.carleton.ca</w:t>
+            </w:r>
           </w:p>
         </w:tc>
         <w:tc>
@@ -893,75 +659,8 @@
               <w:rPr>
                 <w:szCs w:val="24"/>
               </w:rPr>
-              <w:fldChar w:fldCharType="begin">
-                <w:ffData>
-                  <w:name w:val="Text3"/>
-                  <w:enabled/>
-                  <w:calcOnExit w:val="0"/>
-                  <w:textInput/>
-                </w:ffData>
-              </w:fldChar>
-            </w:r>
-            <w:bookmarkStart w:id="5" w:name="Text3"/>
-            <w:r>
-              <w:rPr>
-                <w:szCs w:val="24"/>
-              </w:rPr>
-              <w:instrText xml:space="preserve"> FORMTEXT </w:instrText>
-            </w:r>
-            <w:r>
-              <w:rPr>
-                <w:szCs w:val="24"/>
-              </w:rPr>
-            </w:r>
-            <w:r>
-              <w:rPr>
-                <w:szCs w:val="24"/>
-              </w:rPr>
-              <w:fldChar w:fldCharType="separate"/>
-            </w:r>
-            <w:r>
-              <w:rPr>
-                <w:noProof/>
-                <w:szCs w:val="24"/>
-              </w:rPr>
-              <w:t> </w:t>
-            </w:r>
-            <w:r>
-              <w:rPr>
-                <w:noProof/>
-                <w:szCs w:val="24"/>
-              </w:rPr>
-              <w:t> </w:t>
-            </w:r>
-            <w:r>
-              <w:rPr>
-                <w:noProof/>
-                <w:szCs w:val="24"/>
-              </w:rPr>
-              <w:t> </w:t>
-            </w:r>
-            <w:r>
-              <w:rPr>
-                <w:noProof/>
-                <w:szCs w:val="24"/>
-              </w:rPr>
-              <w:t> </w:t>
-            </w:r>
-            <w:r>
-              <w:rPr>
-                <w:noProof/>
-                <w:szCs w:val="24"/>
-              </w:rPr>
-              <w:t> </w:t>
-            </w:r>
-            <w:r>
-              <w:rPr>
-                <w:szCs w:val="24"/>
-              </w:rPr>
-              <w:fldChar w:fldCharType="end"/>
-            </w:r>
-            <w:bookmarkEnd w:id="5"/>
+              <w:t>N/A</w:t>
+            </w:r>
           </w:p>
         </w:tc>
         <w:tc>
@@ -1004,75 +703,8 @@
               <w:rPr>
                 <w:szCs w:val="24"/>
               </w:rPr>
-              <w:fldChar w:fldCharType="begin">
-                <w:ffData>
-                  <w:name w:val="Text4"/>
-                  <w:enabled/>
-                  <w:calcOnExit w:val="0"/>
-                  <w:textInput/>
-                </w:ffData>
-              </w:fldChar>
-            </w:r>
-            <w:bookmarkStart w:id="6" w:name="Text4"/>
-            <w:r>
-              <w:rPr>
-                <w:szCs w:val="24"/>
-              </w:rPr>
-              <w:instrText xml:space="preserve"> FORMTEXT </w:instrText>
-            </w:r>
-            <w:r>
-              <w:rPr>
-                <w:szCs w:val="24"/>
-              </w:rPr>
-            </w:r>
-            <w:r>
-              <w:rPr>
-                <w:szCs w:val="24"/>
-              </w:rPr>
-              <w:fldChar w:fldCharType="separate"/>
-            </w:r>
-            <w:r>
-              <w:rPr>
-                <w:noProof/>
-                <w:szCs w:val="24"/>
-              </w:rPr>
-              <w:t> </w:t>
-            </w:r>
-            <w:r>
-              <w:rPr>
-                <w:noProof/>
-                <w:szCs w:val="24"/>
-              </w:rPr>
-              <w:t> </w:t>
-            </w:r>
-            <w:r>
-              <w:rPr>
-                <w:noProof/>
-                <w:szCs w:val="24"/>
-              </w:rPr>
-              <w:t> </w:t>
-            </w:r>
-            <w:r>
-              <w:rPr>
-                <w:noProof/>
-                <w:szCs w:val="24"/>
-              </w:rPr>
-              <w:t> </w:t>
-            </w:r>
-            <w:r>
-              <w:rPr>
-                <w:noProof/>
-                <w:szCs w:val="24"/>
-              </w:rPr>
-              <w:t> </w:t>
-            </w:r>
-            <w:r>
-              <w:rPr>
-                <w:szCs w:val="24"/>
-              </w:rPr>
-              <w:fldChar w:fldCharType="end"/>
-            </w:r>
-            <w:bookmarkEnd w:id="6"/>
+              <w:t>Ottawa</w:t>
+            </w:r>
           </w:p>
         </w:tc>
         <w:tc>
@@ -1095,57 +727,8 @@
               <w:rPr>
                 <w:szCs w:val="24"/>
               </w:rPr>
-              <w:fldChar w:fldCharType="begin">
-                <w:ffData>
-                  <w:name w:val="Text5"/>
-                  <w:enabled/>
-                  <w:calcOnExit w:val="0"/>
-                  <w:textInput>
-                    <w:maxLength w:val="2"/>
-                    <w:format w:val="UPPERCASE"/>
-                  </w:textInput>
-                </w:ffData>
-              </w:fldChar>
-            </w:r>
-            <w:bookmarkStart w:id="7" w:name="Text5"/>
-            <w:r>
-              <w:rPr>
-                <w:szCs w:val="24"/>
-              </w:rPr>
-              <w:instrText xml:space="preserve"> FORMTEXT </w:instrText>
-            </w:r>
-            <w:r>
-              <w:rPr>
-                <w:szCs w:val="24"/>
-              </w:rPr>
-            </w:r>
-            <w:r>
-              <w:rPr>
-                <w:szCs w:val="24"/>
-              </w:rPr>
-              <w:fldChar w:fldCharType="separate"/>
-            </w:r>
-            <w:r>
-              <w:rPr>
-                <w:noProof/>
-                <w:szCs w:val="24"/>
-              </w:rPr>
-              <w:t> </w:t>
-            </w:r>
-            <w:r>
-              <w:rPr>
-                <w:noProof/>
-                <w:szCs w:val="24"/>
-              </w:rPr>
-              <w:t> </w:t>
-            </w:r>
-            <w:r>
-              <w:rPr>
-                <w:szCs w:val="24"/>
-              </w:rPr>
-              <w:fldChar w:fldCharType="end"/>
-            </w:r>
-            <w:bookmarkEnd w:id="7"/>
+              <w:t>Ontario/Canada</w:t>
+            </w:r>
           </w:p>
         </w:tc>
       </w:tr>
@@ -1170,84 +753,26 @@
               <w:rPr>
                 <w:szCs w:val="24"/>
               </w:rPr>
-              <w:t xml:space="preserve">Zip  </w:t>
-            </w:r>
-            <w:r>
-              <w:rPr>
-                <w:szCs w:val="24"/>
-              </w:rPr>
-              <w:fldChar w:fldCharType="begin">
-                <w:ffData>
-                  <w:name w:val="Text6"/>
-                  <w:enabled/>
-                  <w:calcOnExit w:val="0"/>
-                  <w:textInput>
-                    <w:type w:val="number"/>
-                    <w:maxLength w:val="5"/>
-                  </w:textInput>
-                </w:ffData>
-              </w:fldChar>
-            </w:r>
-            <w:bookmarkStart w:id="8" w:name="Text6"/>
-            <w:r>
-              <w:rPr>
-                <w:szCs w:val="24"/>
-              </w:rPr>
-              <w:instrText xml:space="preserve"> FORMTEXT </w:instrText>
-            </w:r>
-            <w:r>
-              <w:rPr>
-                <w:szCs w:val="24"/>
-              </w:rPr>
-            </w:r>
-            <w:r>
-              <w:rPr>
-                <w:szCs w:val="24"/>
-              </w:rPr>
-              <w:fldChar w:fldCharType="separate"/>
-            </w:r>
-            <w:r>
-              <w:rPr>
-                <w:noProof/>
-                <w:szCs w:val="24"/>
-              </w:rPr>
-              <w:t> </w:t>
-            </w:r>
-            <w:r>
-              <w:rPr>
-                <w:noProof/>
-                <w:szCs w:val="24"/>
-              </w:rPr>
-              <w:t> </w:t>
-            </w:r>
-            <w:r>
-              <w:rPr>
-                <w:noProof/>
-                <w:szCs w:val="24"/>
-              </w:rPr>
-              <w:t> </w:t>
-            </w:r>
-            <w:r>
-              <w:rPr>
-                <w:noProof/>
-                <w:szCs w:val="24"/>
-              </w:rPr>
-              <w:t> </w:t>
-            </w:r>
-            <w:r>
-              <w:rPr>
-                <w:noProof/>
-                <w:szCs w:val="24"/>
-              </w:rPr>
-              <w:t> </w:t>
-            </w:r>
-            <w:r>
-              <w:rPr>
-                <w:szCs w:val="24"/>
-              </w:rPr>
-              <w:fldChar w:fldCharType="end"/>
-            </w:r>
-            <w:bookmarkEnd w:id="8"/>
+              <w:t>Zip</w:t>
+            </w:r>
+            <w:r>
+              <w:rPr>
+                <w:szCs w:val="24"/>
+              </w:rPr>
+              <w:t>:</w:t>
+            </w:r>
+            <w:r>
+              <w:rPr>
+                <w:szCs w:val="24"/>
+              </w:rPr>
+              <w:t xml:space="preserve">  </w:t>
+            </w:r>
+            <w:r>
+              <w:rPr>
+                <w:szCs w:val="24"/>
+              </w:rPr>
+              <w:t>K2J</w:t>
+            </w:r>
             <w:r>
               <w:rPr>
                 <w:szCs w:val="24"/>
@@ -1258,71 +783,8 @@
               <w:rPr>
                 <w:szCs w:val="24"/>
               </w:rPr>
-              <w:fldChar w:fldCharType="begin">
-                <w:ffData>
-                  <w:name w:val="Text7"/>
-                  <w:enabled/>
-                  <w:calcOnExit w:val="0"/>
-                  <w:textInput>
-                    <w:type w:val="number"/>
-                    <w:maxLength w:val="4"/>
-                  </w:textInput>
-                </w:ffData>
-              </w:fldChar>
-            </w:r>
-            <w:bookmarkStart w:id="9" w:name="Text7"/>
-            <w:r>
-              <w:rPr>
-                <w:szCs w:val="24"/>
-              </w:rPr>
-              <w:instrText xml:space="preserve"> FORMTEXT </w:instrText>
-            </w:r>
-            <w:r>
-              <w:rPr>
-                <w:szCs w:val="24"/>
-              </w:rPr>
-            </w:r>
-            <w:r>
-              <w:rPr>
-                <w:szCs w:val="24"/>
-              </w:rPr>
-              <w:fldChar w:fldCharType="separate"/>
-            </w:r>
-            <w:r>
-              <w:rPr>
-                <w:noProof/>
-                <w:szCs w:val="24"/>
-              </w:rPr>
-              <w:t> </w:t>
-            </w:r>
-            <w:r>
-              <w:rPr>
-                <w:noProof/>
-                <w:szCs w:val="24"/>
-              </w:rPr>
-              <w:t> </w:t>
-            </w:r>
-            <w:r>
-              <w:rPr>
-                <w:noProof/>
-                <w:szCs w:val="24"/>
-              </w:rPr>
-              <w:t> </w:t>
-            </w:r>
-            <w:r>
-              <w:rPr>
-                <w:noProof/>
-                <w:szCs w:val="24"/>
-              </w:rPr>
-              <w:t> </w:t>
-            </w:r>
-            <w:r>
-              <w:rPr>
-                <w:szCs w:val="24"/>
-              </w:rPr>
-              <w:fldChar w:fldCharType="end"/>
-            </w:r>
-            <w:bookmarkEnd w:id="9"/>
+              <w:t>0M7</w:t>
+            </w:r>
           </w:p>
         </w:tc>
         <w:tc>
@@ -1339,310 +801,24 @@
               <w:rPr>
                 <w:szCs w:val="24"/>
               </w:rPr>
-              <w:t xml:space="preserve">Phone:  </w:t>
-            </w:r>
-            <w:r>
-              <w:rPr>
-                <w:szCs w:val="24"/>
-              </w:rPr>
-              <w:fldChar w:fldCharType="begin">
-                <w:ffData>
-                  <w:name w:val="Text8"/>
-                  <w:enabled/>
-                  <w:calcOnExit w:val="0"/>
-                  <w:textInput>
-                    <w:type w:val="number"/>
-                    <w:maxLength w:val="3"/>
-                  </w:textInput>
-                </w:ffData>
-              </w:fldChar>
-            </w:r>
-            <w:bookmarkStart w:id="10" w:name="Text8"/>
-            <w:r>
-              <w:rPr>
-                <w:szCs w:val="24"/>
-              </w:rPr>
-              <w:instrText xml:space="preserve"> FORMTEXT </w:instrText>
-            </w:r>
-            <w:r>
-              <w:rPr>
-                <w:szCs w:val="24"/>
-              </w:rPr>
-            </w:r>
-            <w:r>
-              <w:rPr>
-                <w:szCs w:val="24"/>
-              </w:rPr>
-              <w:fldChar w:fldCharType="separate"/>
-            </w:r>
-            <w:r>
-              <w:rPr>
-                <w:noProof/>
-                <w:szCs w:val="24"/>
-              </w:rPr>
-              <w:t> </w:t>
-            </w:r>
-            <w:r>
-              <w:rPr>
-                <w:noProof/>
-                <w:szCs w:val="24"/>
-              </w:rPr>
-              <w:t> </w:t>
-            </w:r>
-            <w:r>
-              <w:rPr>
-                <w:noProof/>
-                <w:szCs w:val="24"/>
-              </w:rPr>
-              <w:t> </w:t>
-            </w:r>
-            <w:r>
-              <w:rPr>
-                <w:szCs w:val="24"/>
-              </w:rPr>
-              <w:fldChar w:fldCharType="end"/>
-            </w:r>
-            <w:bookmarkEnd w:id="10"/>
-            <w:r>
-              <w:rPr>
-                <w:szCs w:val="24"/>
-              </w:rPr>
-              <w:t>-</w:t>
-            </w:r>
-            <w:r>
-              <w:rPr>
-                <w:szCs w:val="24"/>
-              </w:rPr>
-              <w:fldChar w:fldCharType="begin">
-                <w:ffData>
-                  <w:name w:val="Text11"/>
-                  <w:enabled/>
-                  <w:calcOnExit w:val="0"/>
-                  <w:textInput>
-                    <w:type w:val="number"/>
-                    <w:maxLength w:val="3"/>
-                  </w:textInput>
-                </w:ffData>
-              </w:fldChar>
-            </w:r>
-            <w:bookmarkStart w:id="11" w:name="Text11"/>
-            <w:r>
-              <w:rPr>
-                <w:szCs w:val="24"/>
-              </w:rPr>
-              <w:instrText xml:space="preserve"> FORMTEXT </w:instrText>
-            </w:r>
-            <w:r>
-              <w:rPr>
-                <w:szCs w:val="24"/>
-              </w:rPr>
-            </w:r>
-            <w:r>
-              <w:rPr>
-                <w:szCs w:val="24"/>
-              </w:rPr>
-              <w:fldChar w:fldCharType="separate"/>
-            </w:r>
-            <w:r>
-              <w:rPr>
-                <w:noProof/>
-                <w:szCs w:val="24"/>
-              </w:rPr>
-              <w:t> </w:t>
-            </w:r>
-            <w:r>
-              <w:rPr>
-                <w:noProof/>
-                <w:szCs w:val="24"/>
-              </w:rPr>
-              <w:t> </w:t>
-            </w:r>
-            <w:r>
-              <w:rPr>
-                <w:noProof/>
-                <w:szCs w:val="24"/>
-              </w:rPr>
-              <w:t> </w:t>
-            </w:r>
-            <w:r>
-              <w:rPr>
-                <w:szCs w:val="24"/>
-              </w:rPr>
-              <w:fldChar w:fldCharType="end"/>
-            </w:r>
-            <w:bookmarkEnd w:id="11"/>
-            <w:r>
-              <w:rPr>
-                <w:szCs w:val="24"/>
-              </w:rPr>
-              <w:t>-</w:t>
-            </w:r>
-            <w:r>
-              <w:rPr>
-                <w:szCs w:val="24"/>
-              </w:rPr>
-              <w:fldChar w:fldCharType="begin">
-                <w:ffData>
-                  <w:name w:val="Text10"/>
-                  <w:enabled/>
-                  <w:calcOnExit w:val="0"/>
-                  <w:textInput>
-                    <w:type w:val="number"/>
-                    <w:maxLength w:val="4"/>
-                  </w:textInput>
-                </w:ffData>
-              </w:fldChar>
-            </w:r>
-            <w:bookmarkStart w:id="12" w:name="Text10"/>
-            <w:r>
-              <w:rPr>
-                <w:szCs w:val="24"/>
-              </w:rPr>
-              <w:instrText xml:space="preserve"> FORMTEXT </w:instrText>
-            </w:r>
-            <w:r>
-              <w:rPr>
-                <w:szCs w:val="24"/>
-              </w:rPr>
-            </w:r>
-            <w:r>
-              <w:rPr>
-                <w:szCs w:val="24"/>
-              </w:rPr>
-              <w:fldChar w:fldCharType="separate"/>
-            </w:r>
-            <w:r>
-              <w:rPr>
-                <w:noProof/>
-                <w:szCs w:val="24"/>
-              </w:rPr>
-              <w:t> </w:t>
-            </w:r>
-            <w:r>
-              <w:rPr>
-                <w:noProof/>
-                <w:szCs w:val="24"/>
-              </w:rPr>
-              <w:t> </w:t>
-            </w:r>
-            <w:r>
-              <w:rPr>
-                <w:noProof/>
-                <w:szCs w:val="24"/>
-              </w:rPr>
-              <w:t> </w:t>
-            </w:r>
-            <w:r>
-              <w:rPr>
-                <w:noProof/>
-                <w:szCs w:val="24"/>
-              </w:rPr>
-              <w:t> </w:t>
-            </w:r>
-            <w:r>
-              <w:rPr>
-                <w:szCs w:val="24"/>
-              </w:rPr>
-              <w:fldChar w:fldCharType="end"/>
-            </w:r>
-            <w:bookmarkEnd w:id="12"/>
+              <w:t>Phone:</w:t>
+            </w:r>
+            <w:r>
+              <w:rPr>
+                <w:szCs w:val="24"/>
+              </w:rPr>
+              <w:t xml:space="preserve"> N/A</w:t>
+            </w:r>
           </w:p>
         </w:tc>
       </w:tr>
     </w:tbl>
     <w:p>
       <w:pPr>
-        <w:ind w:left="720"/>
-        <w:rPr>
-          <w:szCs w:val="24"/>
-        </w:rPr>
-      </w:pPr>
-    </w:p>
-    <w:p>
-      <w:pPr>
-        <w:rPr>
-          <w:szCs w:val="24"/>
-        </w:rPr>
-      </w:pPr>
-      <w:r>
-        <w:rPr>
-          <w:szCs w:val="24"/>
-        </w:rPr>
-        <w:t xml:space="preserve">Comments:   </w:t>
-      </w:r>
-      <w:r>
-        <w:rPr>
-          <w:szCs w:val="24"/>
-        </w:rPr>
-        <w:fldChar w:fldCharType="begin">
-          <w:ffData>
-            <w:name w:val="Text27"/>
-            <w:enabled/>
-            <w:calcOnExit w:val="0"/>
-            <w:textInput/>
-          </w:ffData>
-        </w:fldChar>
-      </w:r>
-      <w:bookmarkStart w:id="13" w:name="Text27"/>
-      <w:r>
-        <w:rPr>
-          <w:szCs w:val="24"/>
-        </w:rPr>
-        <w:instrText xml:space="preserve"> FORMTEXT </w:instrText>
-      </w:r>
-      <w:r>
-        <w:rPr>
-          <w:szCs w:val="24"/>
-        </w:rPr>
-      </w:r>
-      <w:r>
-        <w:rPr>
-          <w:szCs w:val="24"/>
-        </w:rPr>
-        <w:fldChar w:fldCharType="separate"/>
-      </w:r>
-      <w:r>
-        <w:rPr>
-          <w:noProof/>
-          <w:szCs w:val="24"/>
-        </w:rPr>
-        <w:t> </w:t>
-      </w:r>
-      <w:r>
-        <w:rPr>
-          <w:noProof/>
-          <w:szCs w:val="24"/>
-        </w:rPr>
-        <w:t> </w:t>
-      </w:r>
-      <w:r>
-        <w:rPr>
-          <w:noProof/>
-          <w:szCs w:val="24"/>
-        </w:rPr>
-        <w:t> </w:t>
-      </w:r>
-      <w:r>
-        <w:rPr>
-          <w:noProof/>
-          <w:szCs w:val="24"/>
-        </w:rPr>
-        <w:t> </w:t>
-      </w:r>
-      <w:r>
-        <w:rPr>
-          <w:noProof/>
-          <w:szCs w:val="24"/>
-        </w:rPr>
-        <w:t> </w:t>
-      </w:r>
-      <w:r>
-        <w:rPr>
-          <w:szCs w:val="24"/>
-        </w:rPr>
-        <w:fldChar w:fldCharType="end"/>
-      </w:r>
-      <w:bookmarkEnd w:id="13"/>
+        <w:rPr>
+          <w:szCs w:val="24"/>
+        </w:rPr>
+      </w:pPr>
     </w:p>
     <w:sectPr>
       <w:pgSz w:w="12240" w:h="15840"/>
@@ -2120,6 +1296,18 @@
       <w:szCs w:val="24"/>
     </w:rPr>
   </w:style>
+  <w:style w:type="character" w:styleId="UnresolvedMention">
+    <w:name w:val="Unresolved Mention"/>
+    <w:basedOn w:val="DefaultParagraphFont"/>
+    <w:uiPriority w:val="99"/>
+    <w:semiHidden/>
+    <w:unhideWhenUsed/>
+    <w:rsid w:val="00A84C25"/>
+    <w:rPr>
+      <w:color w:val="605E5C"/>
+      <w:shd w:val="clear" w:color="auto" w:fill="E1DFDD"/>
+    </w:rPr>
+  </w:style>
 </w:styles>
 </file>
 
